--- a/fgei_board_paper.docx
+++ b/fgei_board_paper.docx
@@ -4,1674 +4,205 @@
   <w:body>
     <w:p>
       <w:pPr>
-        <w:spacing w:after="40"/>
+        <w:spacing w:after="240"/>
+        <w:jc w:val="center"/>
       </w:pPr>
+      <w:r>
+        <w:rPr>
+          <w:b/>
+          <w:sz w:val="28"/>
+        </w:rPr>
+        <w:t>FG Public School</w:t>
+        <w:br/>
+      </w:r>
       <w:r>
         <w:rPr>
           <w:b/>
           <w:sz w:val="24"/>
         </w:rPr>
-        <w:t>Biology SSC-I (Class 9th)</w:t>
+        <w:t>Send-Up Examination 2026</w:t>
         <w:br/>
       </w:r>
       <w:r>
         <w:rPr>
           <w:sz w:val="20"/>
         </w:rPr>
-        <w:t>FG Abbas Public Higher Secondary School</w:t>
-        <w:br/>
-        <w:t>Pre-Board Examination 2026</w:t>
+        <w:t>Subject: Mathematics  |  Class: Class 10  |  Time: 2 Hours 30 Mins  |  Max Marks: 75</w:t>
       </w:r>
     </w:p>
-    <w:tbl>
-      <w:tblPr>
-        <w:tblW w:type="auto" w:w="0"/>
-        <w:jc w:val="right"/>
-        <w:tblLook w:firstColumn="1" w:firstRow="1" w:lastColumn="0" w:lastRow="0" w:noHBand="0" w:noVBand="1" w:val="04A0"/>
-      </w:tblPr>
-      <w:tblGrid>
-        <w:gridCol w:w="1848"/>
-        <w:gridCol w:w="1848"/>
-        <w:gridCol w:w="1848"/>
-        <w:gridCol w:w="1848"/>
-        <w:gridCol w:w="1848"/>
-        <w:gridCol w:w="1848"/>
-      </w:tblGrid>
-      <w:tr>
-        <w:tc>
-          <w:tcPr>
-            <w:tcW w:type="dxa" w:w="317"/>
-          </w:tcPr>
-          <w:p/>
-        </w:tc>
-        <w:tc>
-          <w:tcPr>
-            <w:tcW w:type="dxa" w:w="317"/>
-          </w:tcPr>
-          <w:p/>
-        </w:tc>
-        <w:tc>
-          <w:tcPr>
-            <w:tcW w:type="dxa" w:w="317"/>
-          </w:tcPr>
-          <w:p/>
-        </w:tc>
-        <w:tc>
-          <w:tcPr>
-            <w:tcW w:type="dxa" w:w="317"/>
-          </w:tcPr>
-          <w:p/>
-        </w:tc>
-        <w:tc>
-          <w:tcPr>
-            <w:tcW w:type="dxa" w:w="317"/>
-          </w:tcPr>
-          <w:p/>
-        </w:tc>
-        <w:tc>
-          <w:tcPr>
-            <w:tcW w:type="dxa" w:w="317"/>
-          </w:tcPr>
-          <w:p/>
-        </w:tc>
-      </w:tr>
-      <w:tr>
-        <w:tc>
-          <w:tcPr>
-            <w:tcW w:type="dxa" w:w="317"/>
-          </w:tcPr>
-          <w:p>
-            <w:pPr>
-              <w:jc w:val="center"/>
-            </w:pPr>
-            <w:r>
-              <w:rPr>
-                <w:sz w:val="15"/>
-              </w:rPr>
-              <w:t>⓪</w:t>
-            </w:r>
-          </w:p>
-        </w:tc>
-        <w:tc>
-          <w:tcPr>
-            <w:tcW w:type="dxa" w:w="317"/>
-          </w:tcPr>
-          <w:p>
-            <w:pPr>
-              <w:jc w:val="center"/>
-            </w:pPr>
-            <w:r>
-              <w:rPr>
-                <w:sz w:val="15"/>
-              </w:rPr>
-              <w:t>⓪</w:t>
-            </w:r>
-          </w:p>
-        </w:tc>
-        <w:tc>
-          <w:tcPr>
-            <w:tcW w:type="dxa" w:w="317"/>
-          </w:tcPr>
-          <w:p>
-            <w:pPr>
-              <w:jc w:val="center"/>
-            </w:pPr>
-            <w:r>
-              <w:rPr>
-                <w:sz w:val="15"/>
-              </w:rPr>
-              <w:t>⓪</w:t>
-            </w:r>
-          </w:p>
-        </w:tc>
-        <w:tc>
-          <w:tcPr>
-            <w:tcW w:type="dxa" w:w="317"/>
-          </w:tcPr>
-          <w:p>
-            <w:pPr>
-              <w:jc w:val="center"/>
-            </w:pPr>
-            <w:r>
-              <w:rPr>
-                <w:sz w:val="15"/>
-              </w:rPr>
-              <w:t>⓪</w:t>
-            </w:r>
-          </w:p>
-        </w:tc>
-        <w:tc>
-          <w:tcPr>
-            <w:tcW w:type="dxa" w:w="317"/>
-          </w:tcPr>
-          <w:p>
-            <w:pPr>
-              <w:jc w:val="center"/>
-            </w:pPr>
-            <w:r>
-              <w:rPr>
-                <w:sz w:val="15"/>
-              </w:rPr>
-              <w:t>⓪</w:t>
-            </w:r>
-          </w:p>
-        </w:tc>
-        <w:tc>
-          <w:tcPr>
-            <w:tcW w:type="dxa" w:w="317"/>
-          </w:tcPr>
-          <w:p>
-            <w:pPr>
-              <w:jc w:val="center"/>
-            </w:pPr>
-            <w:r>
-              <w:rPr>
-                <w:sz w:val="15"/>
-              </w:rPr>
-              <w:t>⓪</w:t>
-            </w:r>
-          </w:p>
-        </w:tc>
-      </w:tr>
-      <w:tr>
-        <w:tc>
-          <w:tcPr>
-            <w:tcW w:type="dxa" w:w="317"/>
-          </w:tcPr>
-          <w:p>
-            <w:pPr>
-              <w:jc w:val="center"/>
-            </w:pPr>
-            <w:r>
-              <w:rPr>
-                <w:sz w:val="15"/>
-              </w:rPr>
-              <w:t>①</w:t>
-            </w:r>
-          </w:p>
-        </w:tc>
-        <w:tc>
-          <w:tcPr>
-            <w:tcW w:type="dxa" w:w="317"/>
-          </w:tcPr>
-          <w:p>
-            <w:pPr>
-              <w:jc w:val="center"/>
-            </w:pPr>
-            <w:r>
-              <w:rPr>
-                <w:sz w:val="15"/>
-              </w:rPr>
-              <w:t>①</w:t>
-            </w:r>
-          </w:p>
-        </w:tc>
-        <w:tc>
-          <w:tcPr>
-            <w:tcW w:type="dxa" w:w="317"/>
-          </w:tcPr>
-          <w:p>
-            <w:pPr>
-              <w:jc w:val="center"/>
-            </w:pPr>
-            <w:r>
-              <w:rPr>
-                <w:sz w:val="15"/>
-              </w:rPr>
-              <w:t>①</w:t>
-            </w:r>
-          </w:p>
-        </w:tc>
-        <w:tc>
-          <w:tcPr>
-            <w:tcW w:type="dxa" w:w="317"/>
-          </w:tcPr>
-          <w:p>
-            <w:pPr>
-              <w:jc w:val="center"/>
-            </w:pPr>
-            <w:r>
-              <w:rPr>
-                <w:sz w:val="15"/>
-              </w:rPr>
-              <w:t>①</w:t>
-            </w:r>
-          </w:p>
-        </w:tc>
-        <w:tc>
-          <w:tcPr>
-            <w:tcW w:type="dxa" w:w="317"/>
-          </w:tcPr>
-          <w:p>
-            <w:pPr>
-              <w:jc w:val="center"/>
-            </w:pPr>
-            <w:r>
-              <w:rPr>
-                <w:sz w:val="15"/>
-              </w:rPr>
-              <w:t>①</w:t>
-            </w:r>
-          </w:p>
-        </w:tc>
-        <w:tc>
-          <w:tcPr>
-            <w:tcW w:type="dxa" w:w="317"/>
-          </w:tcPr>
-          <w:p>
-            <w:pPr>
-              <w:jc w:val="center"/>
-            </w:pPr>
-            <w:r>
-              <w:rPr>
-                <w:sz w:val="15"/>
-              </w:rPr>
-              <w:t>①</w:t>
-            </w:r>
-          </w:p>
-        </w:tc>
-      </w:tr>
-      <w:tr>
-        <w:tc>
-          <w:tcPr>
-            <w:tcW w:type="dxa" w:w="317"/>
-          </w:tcPr>
-          <w:p>
-            <w:pPr>
-              <w:jc w:val="center"/>
-            </w:pPr>
-            <w:r>
-              <w:rPr>
-                <w:sz w:val="15"/>
-              </w:rPr>
-              <w:t>②</w:t>
-            </w:r>
-          </w:p>
-        </w:tc>
-        <w:tc>
-          <w:tcPr>
-            <w:tcW w:type="dxa" w:w="317"/>
-          </w:tcPr>
-          <w:p>
-            <w:pPr>
-              <w:jc w:val="center"/>
-            </w:pPr>
-            <w:r>
-              <w:rPr>
-                <w:sz w:val="15"/>
-              </w:rPr>
-              <w:t>②</w:t>
-            </w:r>
-          </w:p>
-        </w:tc>
-        <w:tc>
-          <w:tcPr>
-            <w:tcW w:type="dxa" w:w="317"/>
-          </w:tcPr>
-          <w:p>
-            <w:pPr>
-              <w:jc w:val="center"/>
-            </w:pPr>
-            <w:r>
-              <w:rPr>
-                <w:sz w:val="15"/>
-              </w:rPr>
-              <w:t>②</w:t>
-            </w:r>
-          </w:p>
-        </w:tc>
-        <w:tc>
-          <w:tcPr>
-            <w:tcW w:type="dxa" w:w="317"/>
-          </w:tcPr>
-          <w:p>
-            <w:pPr>
-              <w:jc w:val="center"/>
-            </w:pPr>
-            <w:r>
-              <w:rPr>
-                <w:sz w:val="15"/>
-              </w:rPr>
-              <w:t>②</w:t>
-            </w:r>
-          </w:p>
-        </w:tc>
-        <w:tc>
-          <w:tcPr>
-            <w:tcW w:type="dxa" w:w="317"/>
-          </w:tcPr>
-          <w:p>
-            <w:pPr>
-              <w:jc w:val="center"/>
-            </w:pPr>
-            <w:r>
-              <w:rPr>
-                <w:sz w:val="15"/>
-              </w:rPr>
-              <w:t>②</w:t>
-            </w:r>
-          </w:p>
-        </w:tc>
-        <w:tc>
-          <w:tcPr>
-            <w:tcW w:type="dxa" w:w="317"/>
-          </w:tcPr>
-          <w:p>
-            <w:pPr>
-              <w:jc w:val="center"/>
-            </w:pPr>
-            <w:r>
-              <w:rPr>
-                <w:sz w:val="15"/>
-              </w:rPr>
-              <w:t>②</w:t>
-            </w:r>
-          </w:p>
-        </w:tc>
-      </w:tr>
-      <w:tr>
-        <w:tc>
-          <w:tcPr>
-            <w:tcW w:type="dxa" w:w="317"/>
-          </w:tcPr>
-          <w:p>
-            <w:pPr>
-              <w:jc w:val="center"/>
-            </w:pPr>
-            <w:r>
-              <w:rPr>
-                <w:sz w:val="15"/>
-              </w:rPr>
-              <w:t>③</w:t>
-            </w:r>
-          </w:p>
-        </w:tc>
-        <w:tc>
-          <w:tcPr>
-            <w:tcW w:type="dxa" w:w="317"/>
-          </w:tcPr>
-          <w:p>
-            <w:pPr>
-              <w:jc w:val="center"/>
-            </w:pPr>
-            <w:r>
-              <w:rPr>
-                <w:sz w:val="15"/>
-              </w:rPr>
-              <w:t>③</w:t>
-            </w:r>
-          </w:p>
-        </w:tc>
-        <w:tc>
-          <w:tcPr>
-            <w:tcW w:type="dxa" w:w="317"/>
-          </w:tcPr>
-          <w:p>
-            <w:pPr>
-              <w:jc w:val="center"/>
-            </w:pPr>
-            <w:r>
-              <w:rPr>
-                <w:sz w:val="15"/>
-              </w:rPr>
-              <w:t>③</w:t>
-            </w:r>
-          </w:p>
-        </w:tc>
-        <w:tc>
-          <w:tcPr>
-            <w:tcW w:type="dxa" w:w="317"/>
-          </w:tcPr>
-          <w:p>
-            <w:pPr>
-              <w:jc w:val="center"/>
-            </w:pPr>
-            <w:r>
-              <w:rPr>
-                <w:sz w:val="15"/>
-              </w:rPr>
-              <w:t>③</w:t>
-            </w:r>
-          </w:p>
-        </w:tc>
-        <w:tc>
-          <w:tcPr>
-            <w:tcW w:type="dxa" w:w="317"/>
-          </w:tcPr>
-          <w:p>
-            <w:pPr>
-              <w:jc w:val="center"/>
-            </w:pPr>
-            <w:r>
-              <w:rPr>
-                <w:sz w:val="15"/>
-              </w:rPr>
-              <w:t>③</w:t>
-            </w:r>
-          </w:p>
-        </w:tc>
-        <w:tc>
-          <w:tcPr>
-            <w:tcW w:type="dxa" w:w="317"/>
-          </w:tcPr>
-          <w:p>
-            <w:pPr>
-              <w:jc w:val="center"/>
-            </w:pPr>
-            <w:r>
-              <w:rPr>
-                <w:sz w:val="15"/>
-              </w:rPr>
-              <w:t>③</w:t>
-            </w:r>
-          </w:p>
-        </w:tc>
-      </w:tr>
-      <w:tr>
-        <w:tc>
-          <w:tcPr>
-            <w:tcW w:type="dxa" w:w="317"/>
-          </w:tcPr>
-          <w:p>
-            <w:pPr>
-              <w:jc w:val="center"/>
-            </w:pPr>
-            <w:r>
-              <w:rPr>
-                <w:sz w:val="15"/>
-              </w:rPr>
-              <w:t>④</w:t>
-            </w:r>
-          </w:p>
-        </w:tc>
-        <w:tc>
-          <w:tcPr>
-            <w:tcW w:type="dxa" w:w="317"/>
-          </w:tcPr>
-          <w:p>
-            <w:pPr>
-              <w:jc w:val="center"/>
-            </w:pPr>
-            <w:r>
-              <w:rPr>
-                <w:sz w:val="15"/>
-              </w:rPr>
-              <w:t>④</w:t>
-            </w:r>
-          </w:p>
-        </w:tc>
-        <w:tc>
-          <w:tcPr>
-            <w:tcW w:type="dxa" w:w="317"/>
-          </w:tcPr>
-          <w:p>
-            <w:pPr>
-              <w:jc w:val="center"/>
-            </w:pPr>
-            <w:r>
-              <w:rPr>
-                <w:sz w:val="15"/>
-              </w:rPr>
-              <w:t>④</w:t>
-            </w:r>
-          </w:p>
-        </w:tc>
-        <w:tc>
-          <w:tcPr>
-            <w:tcW w:type="dxa" w:w="317"/>
-          </w:tcPr>
-          <w:p>
-            <w:pPr>
-              <w:jc w:val="center"/>
-            </w:pPr>
-            <w:r>
-              <w:rPr>
-                <w:sz w:val="15"/>
-              </w:rPr>
-              <w:t>④</w:t>
-            </w:r>
-          </w:p>
-        </w:tc>
-        <w:tc>
-          <w:tcPr>
-            <w:tcW w:type="dxa" w:w="317"/>
-          </w:tcPr>
-          <w:p>
-            <w:pPr>
-              <w:jc w:val="center"/>
-            </w:pPr>
-            <w:r>
-              <w:rPr>
-                <w:sz w:val="15"/>
-              </w:rPr>
-              <w:t>④</w:t>
-            </w:r>
-          </w:p>
-        </w:tc>
-        <w:tc>
-          <w:tcPr>
-            <w:tcW w:type="dxa" w:w="317"/>
-          </w:tcPr>
-          <w:p>
-            <w:pPr>
-              <w:jc w:val="center"/>
-            </w:pPr>
-            <w:r>
-              <w:rPr>
-                <w:sz w:val="15"/>
-              </w:rPr>
-              <w:t>④</w:t>
-            </w:r>
-          </w:p>
-        </w:tc>
-      </w:tr>
-      <w:tr>
-        <w:tc>
-          <w:tcPr>
-            <w:tcW w:type="dxa" w:w="317"/>
-          </w:tcPr>
-          <w:p>
-            <w:pPr>
-              <w:jc w:val="center"/>
-            </w:pPr>
-            <w:r>
-              <w:rPr>
-                <w:sz w:val="15"/>
-              </w:rPr>
-              <w:t>⑤</w:t>
-            </w:r>
-          </w:p>
-        </w:tc>
-        <w:tc>
-          <w:tcPr>
-            <w:tcW w:type="dxa" w:w="317"/>
-          </w:tcPr>
-          <w:p>
-            <w:pPr>
-              <w:jc w:val="center"/>
-            </w:pPr>
-            <w:r>
-              <w:rPr>
-                <w:sz w:val="15"/>
-              </w:rPr>
-              <w:t>⑤</w:t>
-            </w:r>
-          </w:p>
-        </w:tc>
-        <w:tc>
-          <w:tcPr>
-            <w:tcW w:type="dxa" w:w="317"/>
-          </w:tcPr>
-          <w:p>
-            <w:pPr>
-              <w:jc w:val="center"/>
-            </w:pPr>
-            <w:r>
-              <w:rPr>
-                <w:sz w:val="15"/>
-              </w:rPr>
-              <w:t>⑤</w:t>
-            </w:r>
-          </w:p>
-        </w:tc>
-        <w:tc>
-          <w:tcPr>
-            <w:tcW w:type="dxa" w:w="317"/>
-          </w:tcPr>
-          <w:p>
-            <w:pPr>
-              <w:jc w:val="center"/>
-            </w:pPr>
-            <w:r>
-              <w:rPr>
-                <w:sz w:val="15"/>
-              </w:rPr>
-              <w:t>⑤</w:t>
-            </w:r>
-          </w:p>
-        </w:tc>
-        <w:tc>
-          <w:tcPr>
-            <w:tcW w:type="dxa" w:w="317"/>
-          </w:tcPr>
-          <w:p>
-            <w:pPr>
-              <w:jc w:val="center"/>
-            </w:pPr>
-            <w:r>
-              <w:rPr>
-                <w:sz w:val="15"/>
-              </w:rPr>
-              <w:t>⑤</w:t>
-            </w:r>
-          </w:p>
-        </w:tc>
-        <w:tc>
-          <w:tcPr>
-            <w:tcW w:type="dxa" w:w="317"/>
-          </w:tcPr>
-          <w:p>
-            <w:pPr>
-              <w:jc w:val="center"/>
-            </w:pPr>
-            <w:r>
-              <w:rPr>
-                <w:sz w:val="15"/>
-              </w:rPr>
-              <w:t>⑤</w:t>
-            </w:r>
-          </w:p>
-        </w:tc>
-      </w:tr>
-      <w:tr>
-        <w:tc>
-          <w:tcPr>
-            <w:tcW w:type="dxa" w:w="317"/>
-          </w:tcPr>
-          <w:p>
-            <w:pPr>
-              <w:jc w:val="center"/>
-            </w:pPr>
-            <w:r>
-              <w:rPr>
-                <w:sz w:val="15"/>
-              </w:rPr>
-              <w:t>⑥</w:t>
-            </w:r>
-          </w:p>
-        </w:tc>
-        <w:tc>
-          <w:tcPr>
-            <w:tcW w:type="dxa" w:w="317"/>
-          </w:tcPr>
-          <w:p>
-            <w:pPr>
-              <w:jc w:val="center"/>
-            </w:pPr>
-            <w:r>
-              <w:rPr>
-                <w:sz w:val="15"/>
-              </w:rPr>
-              <w:t>⑥</w:t>
-            </w:r>
-          </w:p>
-        </w:tc>
-        <w:tc>
-          <w:tcPr>
-            <w:tcW w:type="dxa" w:w="317"/>
-          </w:tcPr>
-          <w:p>
-            <w:pPr>
-              <w:jc w:val="center"/>
-            </w:pPr>
-            <w:r>
-              <w:rPr>
-                <w:sz w:val="15"/>
-              </w:rPr>
-              <w:t>⑥</w:t>
-            </w:r>
-          </w:p>
-        </w:tc>
-        <w:tc>
-          <w:tcPr>
-            <w:tcW w:type="dxa" w:w="317"/>
-          </w:tcPr>
-          <w:p>
-            <w:pPr>
-              <w:jc w:val="center"/>
-            </w:pPr>
-            <w:r>
-              <w:rPr>
-                <w:sz w:val="15"/>
-              </w:rPr>
-              <w:t>⑥</w:t>
-            </w:r>
-          </w:p>
-        </w:tc>
-        <w:tc>
-          <w:tcPr>
-            <w:tcW w:type="dxa" w:w="317"/>
-          </w:tcPr>
-          <w:p>
-            <w:pPr>
-              <w:jc w:val="center"/>
-            </w:pPr>
-            <w:r>
-              <w:rPr>
-                <w:sz w:val="15"/>
-              </w:rPr>
-              <w:t>⑥</w:t>
-            </w:r>
-          </w:p>
-        </w:tc>
-        <w:tc>
-          <w:tcPr>
-            <w:tcW w:type="dxa" w:w="317"/>
-          </w:tcPr>
-          <w:p>
-            <w:pPr>
-              <w:jc w:val="center"/>
-            </w:pPr>
-            <w:r>
-              <w:rPr>
-                <w:sz w:val="15"/>
-              </w:rPr>
-              <w:t>⑥</w:t>
-            </w:r>
-          </w:p>
-        </w:tc>
-      </w:tr>
-      <w:tr>
-        <w:tc>
-          <w:tcPr>
-            <w:tcW w:type="dxa" w:w="317"/>
-          </w:tcPr>
-          <w:p>
-            <w:pPr>
-              <w:jc w:val="center"/>
-            </w:pPr>
-            <w:r>
-              <w:rPr>
-                <w:sz w:val="15"/>
-              </w:rPr>
-              <w:t>⑦</w:t>
-            </w:r>
-          </w:p>
-        </w:tc>
-        <w:tc>
-          <w:tcPr>
-            <w:tcW w:type="dxa" w:w="317"/>
-          </w:tcPr>
-          <w:p>
-            <w:pPr>
-              <w:jc w:val="center"/>
-            </w:pPr>
-            <w:r>
-              <w:rPr>
-                <w:sz w:val="15"/>
-              </w:rPr>
-              <w:t>⑦</w:t>
-            </w:r>
-          </w:p>
-        </w:tc>
-        <w:tc>
-          <w:tcPr>
-            <w:tcW w:type="dxa" w:w="317"/>
-          </w:tcPr>
-          <w:p>
-            <w:pPr>
-              <w:jc w:val="center"/>
-            </w:pPr>
-            <w:r>
-              <w:rPr>
-                <w:sz w:val="15"/>
-              </w:rPr>
-              <w:t>⑦</w:t>
-            </w:r>
-          </w:p>
-        </w:tc>
-        <w:tc>
-          <w:tcPr>
-            <w:tcW w:type="dxa" w:w="317"/>
-          </w:tcPr>
-          <w:p>
-            <w:pPr>
-              <w:jc w:val="center"/>
-            </w:pPr>
-            <w:r>
-              <w:rPr>
-                <w:sz w:val="15"/>
-              </w:rPr>
-              <w:t>⑦</w:t>
-            </w:r>
-          </w:p>
-        </w:tc>
-        <w:tc>
-          <w:tcPr>
-            <w:tcW w:type="dxa" w:w="317"/>
-          </w:tcPr>
-          <w:p>
-            <w:pPr>
-              <w:jc w:val="center"/>
-            </w:pPr>
-            <w:r>
-              <w:rPr>
-                <w:sz w:val="15"/>
-              </w:rPr>
-              <w:t>⑦</w:t>
-            </w:r>
-          </w:p>
-        </w:tc>
-        <w:tc>
-          <w:tcPr>
-            <w:tcW w:type="dxa" w:w="317"/>
-          </w:tcPr>
-          <w:p>
-            <w:pPr>
-              <w:jc w:val="center"/>
-            </w:pPr>
-            <w:r>
-              <w:rPr>
-                <w:sz w:val="15"/>
-              </w:rPr>
-              <w:t>⑦</w:t>
-            </w:r>
-          </w:p>
-        </w:tc>
-      </w:tr>
-      <w:tr>
-        <w:tc>
-          <w:tcPr>
-            <w:tcW w:type="dxa" w:w="317"/>
-          </w:tcPr>
-          <w:p>
-            <w:pPr>
-              <w:jc w:val="center"/>
-            </w:pPr>
-            <w:r>
-              <w:rPr>
-                <w:sz w:val="15"/>
-              </w:rPr>
-              <w:t>⑧</w:t>
-            </w:r>
-          </w:p>
-        </w:tc>
-        <w:tc>
-          <w:tcPr>
-            <w:tcW w:type="dxa" w:w="317"/>
-          </w:tcPr>
-          <w:p>
-            <w:pPr>
-              <w:jc w:val="center"/>
-            </w:pPr>
-            <w:r>
-              <w:rPr>
-                <w:sz w:val="15"/>
-              </w:rPr>
-              <w:t>⑧</w:t>
-            </w:r>
-          </w:p>
-        </w:tc>
-        <w:tc>
-          <w:tcPr>
-            <w:tcW w:type="dxa" w:w="317"/>
-          </w:tcPr>
-          <w:p>
-            <w:pPr>
-              <w:jc w:val="center"/>
-            </w:pPr>
-            <w:r>
-              <w:rPr>
-                <w:sz w:val="15"/>
-              </w:rPr>
-              <w:t>⑧</w:t>
-            </w:r>
-          </w:p>
-        </w:tc>
-        <w:tc>
-          <w:tcPr>
-            <w:tcW w:type="dxa" w:w="317"/>
-          </w:tcPr>
-          <w:p>
-            <w:pPr>
-              <w:jc w:val="center"/>
-            </w:pPr>
-            <w:r>
-              <w:rPr>
-                <w:sz w:val="15"/>
-              </w:rPr>
-              <w:t>⑧</w:t>
-            </w:r>
-          </w:p>
-        </w:tc>
-        <w:tc>
-          <w:tcPr>
-            <w:tcW w:type="dxa" w:w="317"/>
-          </w:tcPr>
-          <w:p>
-            <w:pPr>
-              <w:jc w:val="center"/>
-            </w:pPr>
-            <w:r>
-              <w:rPr>
-                <w:sz w:val="15"/>
-              </w:rPr>
-              <w:t>⑧</w:t>
-            </w:r>
-          </w:p>
-        </w:tc>
-        <w:tc>
-          <w:tcPr>
-            <w:tcW w:type="dxa" w:w="317"/>
-          </w:tcPr>
-          <w:p>
-            <w:pPr>
-              <w:jc w:val="center"/>
-            </w:pPr>
-            <w:r>
-              <w:rPr>
-                <w:sz w:val="15"/>
-              </w:rPr>
-              <w:t>⑧</w:t>
-            </w:r>
-          </w:p>
-        </w:tc>
-      </w:tr>
-      <w:tr>
-        <w:tc>
-          <w:tcPr>
-            <w:tcW w:type="dxa" w:w="317"/>
-          </w:tcPr>
-          <w:p>
-            <w:pPr>
-              <w:jc w:val="center"/>
-            </w:pPr>
-            <w:r>
-              <w:rPr>
-                <w:sz w:val="15"/>
-              </w:rPr>
-              <w:t>⑨</w:t>
-            </w:r>
-          </w:p>
-        </w:tc>
-        <w:tc>
-          <w:tcPr>
-            <w:tcW w:type="dxa" w:w="317"/>
-          </w:tcPr>
-          <w:p>
-            <w:pPr>
-              <w:jc w:val="center"/>
-            </w:pPr>
-            <w:r>
-              <w:rPr>
-                <w:sz w:val="15"/>
-              </w:rPr>
-              <w:t>⑨</w:t>
-            </w:r>
-          </w:p>
-        </w:tc>
-        <w:tc>
-          <w:tcPr>
-            <w:tcW w:type="dxa" w:w="317"/>
-          </w:tcPr>
-          <w:p>
-            <w:pPr>
-              <w:jc w:val="center"/>
-            </w:pPr>
-            <w:r>
-              <w:rPr>
-                <w:sz w:val="15"/>
-              </w:rPr>
-              <w:t>⑨</w:t>
-            </w:r>
-          </w:p>
-        </w:tc>
-        <w:tc>
-          <w:tcPr>
-            <w:tcW w:type="dxa" w:w="317"/>
-          </w:tcPr>
-          <w:p>
-            <w:pPr>
-              <w:jc w:val="center"/>
-            </w:pPr>
-            <w:r>
-              <w:rPr>
-                <w:sz w:val="15"/>
-              </w:rPr>
-              <w:t>⑨</w:t>
-            </w:r>
-          </w:p>
-        </w:tc>
-        <w:tc>
-          <w:tcPr>
-            <w:tcW w:type="dxa" w:w="317"/>
-          </w:tcPr>
-          <w:p>
-            <w:pPr>
-              <w:jc w:val="center"/>
-            </w:pPr>
-            <w:r>
-              <w:rPr>
-                <w:sz w:val="15"/>
-              </w:rPr>
-              <w:t>⑨</w:t>
-            </w:r>
-          </w:p>
-        </w:tc>
-        <w:tc>
-          <w:tcPr>
-            <w:tcW w:type="dxa" w:w="317"/>
-          </w:tcPr>
-          <w:p>
-            <w:pPr>
-              <w:jc w:val="center"/>
-            </w:pPr>
-            <w:r>
-              <w:rPr>
-                <w:sz w:val="15"/>
-              </w:rPr>
-              <w:t>⑨</w:t>
-            </w:r>
-          </w:p>
-        </w:tc>
-      </w:tr>
-    </w:tbl>
     <w:p>
       <w:pPr>
-        <w:spacing w:before="120" w:after="80"/>
+        <w:jc w:val="center"/>
       </w:pPr>
       <w:r>
         <w:rPr>
           <w:b/>
         </w:rPr>
-        <w:t>Section A (1 Marks)</w:t>
-        <w:br/>
+        <w:t>―――――――――――――――――――――――――――――――――――――――――――――――――――――――</w:t>
       </w:r>
+    </w:p>
+    <w:p>
       <w:r>
         <w:rPr>
           <w:b/>
         </w:rPr>
-        <w:t>Q1. Fill the relevant bubble, against each question according to curriculum: (1)</w:t>
-      </w:r>
-    </w:p>
-    <w:tbl>
-      <w:tblPr>
-        <w:tblStyle w:val="TableGrid"/>
-        <w:tblW w:type="auto" w:w="0"/>
-        <w:jc w:val="center"/>
-        <w:tblLook w:firstColumn="1" w:firstRow="1" w:lastColumn="0" w:lastRow="0" w:noHBand="0" w:noVBand="1" w:val="04A0"/>
-      </w:tblPr>
-      <w:tblGrid>
-        <w:gridCol w:w="1584"/>
-        <w:gridCol w:w="1584"/>
-        <w:gridCol w:w="1584"/>
-        <w:gridCol w:w="1584"/>
-        <w:gridCol w:w="1584"/>
-        <w:gridCol w:w="1584"/>
-        <w:gridCol w:w="1584"/>
-      </w:tblGrid>
-      <w:tr>
-        <w:tc>
-          <w:tcPr>
-            <w:tcW w:type="dxa" w:w="576"/>
-            <w:tcMar>
-              <w:top w:w="30" w:type="dxa"/>
-              <w:bottom w:w="30" w:type="dxa"/>
-              <w:left w:w="60" w:type="dxa"/>
-              <w:right w:w="60" w:type="dxa"/>
-            </w:tcMar>
-          </w:tcPr>
-          <w:p>
-            <w:pPr>
-              <w:jc w:val="center"/>
-            </w:pPr>
-            <w:r>
-              <w:rPr>
-                <w:b/>
-              </w:rPr>
-              <w:t>S #</w:t>
-            </w:r>
-          </w:p>
-        </w:tc>
-        <w:tc>
-          <w:tcPr>
-            <w:tcW w:type="dxa" w:w="3888"/>
-            <w:tcMar>
-              <w:top w:w="30" w:type="dxa"/>
-              <w:bottom w:w="30" w:type="dxa"/>
-              <w:left w:w="60" w:type="dxa"/>
-              <w:right w:w="60" w:type="dxa"/>
-            </w:tcMar>
-          </w:tcPr>
-          <w:p>
-            <w:pPr>
-              <w:jc w:val="center"/>
-            </w:pPr>
-            <w:r>
-              <w:rPr>
-                <w:b/>
-              </w:rPr>
-              <w:t>Question</w:t>
-            </w:r>
-          </w:p>
-        </w:tc>
-        <w:tc>
-          <w:tcPr>
-            <w:tcW w:type="dxa" w:w="1296"/>
-            <w:tcMar>
-              <w:top w:w="30" w:type="dxa"/>
-              <w:bottom w:w="30" w:type="dxa"/>
-              <w:left w:w="60" w:type="dxa"/>
-              <w:right w:w="60" w:type="dxa"/>
-            </w:tcMar>
-          </w:tcPr>
-          <w:p>
-            <w:pPr>
-              <w:jc w:val="center"/>
-            </w:pPr>
-            <w:r>
-              <w:rPr>
-                <w:b/>
-              </w:rPr>
-              <w:t>(A)</w:t>
-            </w:r>
-          </w:p>
-        </w:tc>
-        <w:tc>
-          <w:tcPr>
-            <w:tcW w:type="dxa" w:w="1296"/>
-            <w:tcMar>
-              <w:top w:w="30" w:type="dxa"/>
-              <w:bottom w:w="30" w:type="dxa"/>
-              <w:left w:w="60" w:type="dxa"/>
-              <w:right w:w="60" w:type="dxa"/>
-            </w:tcMar>
-          </w:tcPr>
-          <w:p>
-            <w:pPr>
-              <w:jc w:val="center"/>
-            </w:pPr>
-            <w:r>
-              <w:rPr>
-                <w:b/>
-              </w:rPr>
-              <w:t>(B)</w:t>
-            </w:r>
-          </w:p>
-        </w:tc>
-        <w:tc>
-          <w:tcPr>
-            <w:tcW w:type="dxa" w:w="1296"/>
-            <w:tcMar>
-              <w:top w:w="30" w:type="dxa"/>
-              <w:bottom w:w="30" w:type="dxa"/>
-              <w:left w:w="60" w:type="dxa"/>
-              <w:right w:w="60" w:type="dxa"/>
-            </w:tcMar>
-          </w:tcPr>
-          <w:p>
-            <w:pPr>
-              <w:jc w:val="center"/>
-            </w:pPr>
-            <w:r>
-              <w:rPr>
-                <w:b/>
-              </w:rPr>
-              <w:t>(C)</w:t>
-            </w:r>
-          </w:p>
-        </w:tc>
-        <w:tc>
-          <w:tcPr>
-            <w:tcW w:type="dxa" w:w="1296"/>
-            <w:tcMar>
-              <w:top w:w="30" w:type="dxa"/>
-              <w:bottom w:w="30" w:type="dxa"/>
-              <w:left w:w="60" w:type="dxa"/>
-              <w:right w:w="60" w:type="dxa"/>
-            </w:tcMar>
-          </w:tcPr>
-          <w:p>
-            <w:pPr>
-              <w:jc w:val="center"/>
-            </w:pPr>
-            <w:r>
-              <w:rPr>
-                <w:b/>
-              </w:rPr>
-              <w:t>(D)</w:t>
-            </w:r>
-          </w:p>
-        </w:tc>
-        <w:tc>
-          <w:tcPr>
-            <w:tcW w:type="dxa" w:w="1152"/>
-            <w:tcMar>
-              <w:top w:w="30" w:type="dxa"/>
-              <w:bottom w:w="30" w:type="dxa"/>
-              <w:left w:w="60" w:type="dxa"/>
-              <w:right w:w="60" w:type="dxa"/>
-            </w:tcMar>
-          </w:tcPr>
-          <w:p>
-            <w:pPr>
-              <w:jc w:val="center"/>
-            </w:pPr>
-            <w:r>
-              <w:rPr>
-                <w:b/>
-              </w:rPr>
-              <w:t>Bubble Choice</w:t>
-            </w:r>
-          </w:p>
-        </w:tc>
-      </w:tr>
-      <w:tr>
-        <w:tc>
-          <w:tcPr>
-            <w:tcW w:type="dxa" w:w="576"/>
-            <w:tcMar>
-              <w:top w:w="20" w:type="dxa"/>
-              <w:bottom w:w="20" w:type="dxa"/>
-              <w:left w:w="60" w:type="dxa"/>
-              <w:right w:w="60" w:type="dxa"/>
-            </w:tcMar>
-          </w:tcPr>
-          <w:p>
-            <w:pPr>
-              <w:jc w:val="center"/>
-            </w:pPr>
-            <w:r>
-              <w:t>(1)</w:t>
-            </w:r>
-          </w:p>
-        </w:tc>
-        <w:tc>
-          <w:tcPr>
-            <w:tcW w:type="dxa" w:w="3888"/>
-            <w:tcMar>
-              <w:top w:w="20" w:type="dxa"/>
-              <w:bottom w:w="20" w:type="dxa"/>
-              <w:left w:w="60" w:type="dxa"/>
-              <w:right w:w="60" w:type="dxa"/>
-            </w:tcMar>
-          </w:tcPr>
-          <w:p>
-            <w:r>
-              <w:t>Name check kr</w:t>
-            </w:r>
-          </w:p>
-        </w:tc>
-        <w:tc>
-          <w:tcPr>
-            <w:tcW w:type="dxa" w:w="1296"/>
-            <w:tcMar>
-              <w:top w:w="20" w:type="dxa"/>
-              <w:bottom w:w="20" w:type="dxa"/>
-              <w:left w:w="60" w:type="dxa"/>
-              <w:right w:w="60" w:type="dxa"/>
-            </w:tcMar>
-          </w:tcPr>
-          <w:p>
-            <w:pPr>
-              <w:jc w:val="center"/>
-            </w:pPr>
-            <w:r>
-              <w:t>Name check kr</w:t>
-            </w:r>
-          </w:p>
-        </w:tc>
-        <w:tc>
-          <w:tcPr>
-            <w:tcW w:type="dxa" w:w="1296"/>
-            <w:tcMar>
-              <w:top w:w="20" w:type="dxa"/>
-              <w:bottom w:w="20" w:type="dxa"/>
-              <w:left w:w="60" w:type="dxa"/>
-              <w:right w:w="60" w:type="dxa"/>
-            </w:tcMar>
-          </w:tcPr>
-          <w:p>
-            <w:pPr>
-              <w:jc w:val="center"/>
-            </w:pPr>
-            <w:r>
-              <w:t>Name check kr</w:t>
-            </w:r>
-          </w:p>
-        </w:tc>
-        <w:tc>
-          <w:tcPr>
-            <w:tcW w:type="dxa" w:w="1296"/>
-            <w:tcMar>
-              <w:top w:w="20" w:type="dxa"/>
-              <w:bottom w:w="20" w:type="dxa"/>
-              <w:left w:w="60" w:type="dxa"/>
-              <w:right w:w="60" w:type="dxa"/>
-            </w:tcMar>
-          </w:tcPr>
-          <w:p>
-            <w:pPr>
-              <w:jc w:val="center"/>
-            </w:pPr>
-            <w:r>
-              <w:t>Name check kr</w:t>
-            </w:r>
-          </w:p>
-        </w:tc>
-        <w:tc>
-          <w:tcPr>
-            <w:tcW w:type="dxa" w:w="1296"/>
-            <w:tcMar>
-              <w:top w:w="20" w:type="dxa"/>
-              <w:bottom w:w="20" w:type="dxa"/>
-              <w:left w:w="60" w:type="dxa"/>
-              <w:right w:w="60" w:type="dxa"/>
-            </w:tcMar>
-          </w:tcPr>
-          <w:p>
-            <w:pPr>
-              <w:jc w:val="center"/>
-            </w:pPr>
-            <w:r>
-              <w:t>Name check kr</w:t>
-            </w:r>
-          </w:p>
-        </w:tc>
-        <w:tc>
-          <w:tcPr>
-            <w:tcW w:type="dxa" w:w="1152"/>
-            <w:tcMar>
-              <w:top w:w="20" w:type="dxa"/>
-              <w:bottom w:w="20" w:type="dxa"/>
-              <w:left w:w="60" w:type="dxa"/>
-              <w:right w:w="60" w:type="dxa"/>
-            </w:tcMar>
-          </w:tcPr>
-          <w:p>
-            <w:pPr>
-              <w:jc w:val="center"/>
-            </w:pPr>
-            <w:r>
-              <w:rPr>
-                <w:sz w:val="16"/>
-              </w:rPr>
-              <w:t>○  ○  ○  ○</w:t>
-            </w:r>
-          </w:p>
-        </w:tc>
-      </w:tr>
-    </w:tbl>
-    <w:p>
-      <w:r>
-        <w:br w:type="page"/>
+        <w:t>Section – A (Multiple Choice Questions)</w:t>
       </w:r>
     </w:p>
     <w:p>
-      <w:pPr>
-        <w:spacing w:after="80"/>
-      </w:pPr>
       <w:r>
-        <w:rPr>
-          <w:b/>
-          <w:sz w:val="24"/>
-        </w:rPr>
-        <w:t>Biology SSC-I (Class 9th)</w:t>
+        <w:t xml:space="preserve">1.  </w:t>
+      </w:r>
+      <w:r>
+        <w:t>\sqrt</w:t>
+      </w:r>
+      <w:r>
+        <w:t>[2]{4}</w:t>
+      </w:r>
+      <w:r>
         <w:br/>
+        <w:t xml:space="preserve">  </w:t>
       </w:r>
+      <w:r>
+        <w:t xml:space="preserve">(a) </w:t>
+      </w:r>
+      <w:r>
+        <w:t>5</w:t>
+      </w:r>
+      <w:r>
+        <w:t xml:space="preserve">   </w:t>
+      </w:r>
+      <w:r>
+        <w:t xml:space="preserve">(b) </w:t>
+      </w:r>
+      <w:r>
+        <w:t>6</w:t>
+      </w:r>
+      <w:r>
+        <w:t xml:space="preserve">   </w:t>
+      </w:r>
+      <w:r>
+        <w:t xml:space="preserve">(c) </w:t>
+      </w:r>
+      <w:r>
+        <w:t>7</w:t>
+      </w:r>
+      <w:r>
+        <w:t xml:space="preserve">   </w:t>
+      </w:r>
+      <w:r>
+        <w:t xml:space="preserve">(d) </w:t>
+      </w:r>
+      <w:r>
+        <w:t>9</w:t>
+      </w:r>
+      <w:r>
+        <w:t xml:space="preserve">   </w:t>
+      </w:r>
+    </w:p>
+    <w:p>
       <w:r>
         <w:rPr>
           <w:b/>
         </w:rPr>
-        <w:t>Time allowed: 2:40 Hours</w:t>
-        <w:tab/>
-        <w:tab/>
-        <w:t>Total Marks: 59</w:t>
+        <w:t>Section – B (Short Questions)</w:t>
       </w:r>
     </w:p>
     <w:p>
-      <w:pPr>
-        <w:spacing w:before="160" w:after="80"/>
-      </w:pPr>
       <w:r>
         <w:rPr>
           <w:b/>
         </w:rPr>
-        <w:t>Section-B (Marks 3)</w:t>
-        <w:br/>
+        <w:t xml:space="preserve">Q1. </w:t>
       </w:r>
+      <w:r>
+        <w:t>\sqrt</w:t>
+      </w:r>
+      <w:r>
+        <w:t>[2]{4}</w:t>
+      </w:r>
+    </w:p>
+    <w:p>
       <w:r>
         <w:rPr>
           <w:b/>
         </w:rPr>
-        <w:t>Q.2 Attempt the following questions. (1x3=3)</w:t>
+        <w:t xml:space="preserve">OR / یا: </w:t>
+      </w:r>
+      <w:r>
+        <w:t>\sqrt</w:t>
+      </w:r>
+      <w:r>
+        <w:t>[2]{4}</w:t>
       </w:r>
     </w:p>
-    <w:tbl>
-      <w:tblPr>
-        <w:tblStyle w:val="TableGrid"/>
-        <w:tblW w:type="auto" w:w="0"/>
-        <w:jc w:val="center"/>
-        <w:tblLook w:firstColumn="1" w:firstRow="1" w:lastColumn="0" w:lastRow="0" w:noHBand="0" w:noVBand="1" w:val="04A0"/>
-      </w:tblPr>
-      <w:tblGrid>
-        <w:gridCol w:w="2218"/>
-        <w:gridCol w:w="2218"/>
-        <w:gridCol w:w="2218"/>
-        <w:gridCol w:w="2218"/>
-        <w:gridCol w:w="2218"/>
-      </w:tblGrid>
-      <w:tr>
-        <w:tc>
-          <w:tcPr>
-            <w:tcW w:type="dxa" w:w="720"/>
-            <w:tcMar>
-              <w:top w:w="30" w:type="dxa"/>
-              <w:bottom w:w="30" w:type="dxa"/>
-              <w:left w:w="60" w:type="dxa"/>
-              <w:right w:w="60" w:type="dxa"/>
-            </w:tcMar>
-          </w:tcPr>
-          <w:p>
-            <w:pPr>
-              <w:jc w:val="center"/>
-            </w:pPr>
-            <w:r>
-              <w:rPr>
-                <w:b/>
-              </w:rPr>
-              <w:t>1</w:t>
-            </w:r>
-          </w:p>
-        </w:tc>
-        <w:tc>
-          <w:tcPr>
-            <w:tcW w:type="dxa" w:w="4176"/>
-            <w:tcMar>
-              <w:top w:w="30" w:type="dxa"/>
-              <w:bottom w:w="30" w:type="dxa"/>
-              <w:left w:w="60" w:type="dxa"/>
-              <w:right w:w="60" w:type="dxa"/>
-            </w:tcMar>
-          </w:tcPr>
-          <w:p>
-            <w:r>
-              <w:t>Name check kr</w:t>
-            </w:r>
-          </w:p>
-        </w:tc>
-        <w:tc>
-          <w:tcPr>
-            <w:tcW w:type="dxa" w:w="864"/>
-            <w:tcMar>
-              <w:top w:w="30" w:type="dxa"/>
-              <w:bottom w:w="30" w:type="dxa"/>
-              <w:left w:w="60" w:type="dxa"/>
-              <w:right w:w="60" w:type="dxa"/>
-            </w:tcMar>
-          </w:tcPr>
-          <w:p>
-            <w:pPr>
-              <w:jc w:val="center"/>
-            </w:pPr>
-            <w:r>
-              <w:rPr>
-                <w:b/>
-              </w:rPr>
-              <w:t>OR</w:t>
-            </w:r>
-          </w:p>
-        </w:tc>
-        <w:tc>
-          <w:tcPr>
-            <w:tcW w:type="dxa" w:w="4176"/>
-            <w:tcMar>
-              <w:top w:w="30" w:type="dxa"/>
-              <w:bottom w:w="30" w:type="dxa"/>
-              <w:left w:w="60" w:type="dxa"/>
-              <w:right w:w="60" w:type="dxa"/>
-            </w:tcMar>
-          </w:tcPr>
-          <w:p>
-            <w:r>
-              <w:t>Name check kr</w:t>
-            </w:r>
-          </w:p>
-        </w:tc>
-        <w:tc>
-          <w:tcPr>
-            <w:tcW w:type="dxa" w:w="864"/>
-            <w:tcMar>
-              <w:top w:w="30" w:type="dxa"/>
-              <w:bottom w:w="30" w:type="dxa"/>
-              <w:left w:w="60" w:type="dxa"/>
-              <w:right w:w="60" w:type="dxa"/>
-            </w:tcMar>
-          </w:tcPr>
-          <w:p>
-            <w:pPr>
-              <w:jc w:val="center"/>
-            </w:pPr>
-            <w:r>
-              <w:t>(3)</w:t>
-            </w:r>
-          </w:p>
-        </w:tc>
-      </w:tr>
-    </w:tbl>
     <w:p>
-      <w:pPr>
-        <w:spacing w:before="200" w:after="80"/>
-      </w:pPr>
       <w:r>
         <w:rPr>
           <w:b/>
         </w:rPr>
-        <w:t>Section-C (Marks 6)</w:t>
-        <w:br/>
+        <w:t>Section – C (Detailed / Long Questions)</w:t>
       </w:r>
+    </w:p>
+    <w:p>
       <w:r>
         <w:rPr>
           <w:b/>
         </w:rPr>
-        <w:t>Note: Attempt all questions. Marks of all questions are equal. (1x6=6)</w:t>
+        <w:t xml:space="preserve">Q2. </w:t>
+      </w:r>
+      <w:r>
+        <w:t>\sqrt</w:t>
+      </w:r>
+      <w:r>
+        <w:t>[2]{4}</w:t>
+      </w:r>
+      <w:r>
+        <w:t xml:space="preserve">  (6 Marks)</w:t>
       </w:r>
     </w:p>
-    <w:tbl>
-      <w:tblPr>
-        <w:tblStyle w:val="TableGrid"/>
-        <w:tblW w:type="auto" w:w="0"/>
-        <w:jc w:val="center"/>
-        <w:tblLook w:firstColumn="1" w:firstRow="1" w:lastColumn="0" w:lastRow="0" w:noHBand="0" w:noVBand="1" w:val="04A0"/>
-      </w:tblPr>
-      <w:tblGrid>
-        <w:gridCol w:w="2218"/>
-        <w:gridCol w:w="2218"/>
-        <w:gridCol w:w="2218"/>
-        <w:gridCol w:w="2218"/>
-        <w:gridCol w:w="2218"/>
-      </w:tblGrid>
-      <w:tr>
-        <w:tc>
-          <w:tcPr>
-            <w:tcW w:type="dxa" w:w="720"/>
-            <w:tcMar>
-              <w:top w:w="30" w:type="dxa"/>
-              <w:bottom w:w="30" w:type="dxa"/>
-              <w:left w:w="60" w:type="dxa"/>
-              <w:right w:w="60" w:type="dxa"/>
-            </w:tcMar>
-          </w:tcPr>
-          <w:p>
-            <w:pPr>
-              <w:jc w:val="center"/>
-            </w:pPr>
-            <w:r>
-              <w:rPr>
-                <w:b/>
-              </w:rPr>
-              <w:t>Q3</w:t>
-            </w:r>
-          </w:p>
-        </w:tc>
-        <w:tc>
-          <w:tcPr>
-            <w:tcW w:type="dxa" w:w="4176"/>
-            <w:tcMar>
-              <w:top w:w="30" w:type="dxa"/>
-              <w:bottom w:w="30" w:type="dxa"/>
-              <w:left w:w="60" w:type="dxa"/>
-              <w:right w:w="60" w:type="dxa"/>
-            </w:tcMar>
-          </w:tcPr>
-          <w:p>
-            <w:r>
-              <w:t>Name check kr</w:t>
-            </w:r>
-          </w:p>
-        </w:tc>
-        <w:tc>
-          <w:tcPr>
-            <w:tcW w:type="dxa" w:w="864"/>
-            <w:tcMar>
-              <w:top w:w="30" w:type="dxa"/>
-              <w:bottom w:w="30" w:type="dxa"/>
-              <w:left w:w="60" w:type="dxa"/>
-              <w:right w:w="60" w:type="dxa"/>
-            </w:tcMar>
-          </w:tcPr>
-          <w:p>
-            <w:pPr>
-              <w:jc w:val="center"/>
-            </w:pPr>
-            <w:r>
-              <w:rPr>
-                <w:b/>
-              </w:rPr>
-              <w:t>OR</w:t>
-            </w:r>
-          </w:p>
-        </w:tc>
-        <w:tc>
-          <w:tcPr>
-            <w:tcW w:type="dxa" w:w="4176"/>
-            <w:tcMar>
-              <w:top w:w="30" w:type="dxa"/>
-              <w:bottom w:w="30" w:type="dxa"/>
-              <w:left w:w="60" w:type="dxa"/>
-              <w:right w:w="60" w:type="dxa"/>
-            </w:tcMar>
-          </w:tcPr>
-          <w:p>
-            <w:r>
-              <w:t>Name check kr</w:t>
-            </w:r>
-          </w:p>
-        </w:tc>
-        <w:tc>
-          <w:tcPr>
-            <w:tcW w:type="dxa" w:w="864"/>
-            <w:tcMar>
-              <w:top w:w="30" w:type="dxa"/>
-              <w:bottom w:w="30" w:type="dxa"/>
-              <w:left w:w="60" w:type="dxa"/>
-              <w:right w:w="60" w:type="dxa"/>
-            </w:tcMar>
-          </w:tcPr>
-          <w:p>
-            <w:pPr>
-              <w:jc w:val="center"/>
-            </w:pPr>
-            <w:r>
-              <w:t>(6)</w:t>
-            </w:r>
-          </w:p>
-        </w:tc>
-      </w:tr>
-    </w:tbl>
+    <w:p>
+      <w:r>
+        <w:rPr>
+          <w:b/>
+        </w:rPr>
+        <w:t xml:space="preserve">OR / یا: </w:t>
+      </w:r>
+      <w:r>
+        <w:t>\sqrt</w:t>
+      </w:r>
+      <w:r>
+        <w:t>[2]{4}</w:t>
+      </w:r>
+    </w:p>
+    <w:p>
+      <w:r>
+        <w:rPr>
+          <w:b/>
+        </w:rPr>
+        <w:t>Section – D (Practical / Project Section)</w:t>
+      </w:r>
+    </w:p>
+    <w:p>
+      <w:r>
+        <w:rPr>
+          <w:b/>
+        </w:rPr>
+        <w:t xml:space="preserve">P1. </w:t>
+      </w:r>
+      <w:r>
+        <w:t>\sqrt</w:t>
+      </w:r>
+      <w:r>
+        <w:t>[2]{4}</w:t>
+      </w:r>
+      <w:r>
+        <w:t xml:space="preserve">  (10 Marks)</w:t>
+      </w:r>
+    </w:p>
     <w:sectPr>
       <w:pgSz w:w="12240" w:h="15840"/>
-      <w:pgMar w:top="576" w:right="576" w:bottom="576" w:left="576" w:header="720" w:footer="720" w:gutter="0"/>
+      <w:pgMar w:top="720" w:right="720" w:bottom="720" w:left="720" w:header="720" w:footer="720" w:gutter="0"/>
       <w:cols w:space="720"/>
       <w:docGrid w:linePitch="360"/>
     </w:sectPr>
